--- a/outputs/10_robustness/T23_calibration_and_confidence_summary.docx
+++ b/outputs/10_robustness/T23_calibration_and_confidence_summary.docx
@@ -7880,7 +7880,7 @@
           <w:i/>
           <w:sz w:val="14"/>
         </w:rPr>
-        <w:t>Generated by PV-MEPCG / PulseVision at 2026-09-10T05:19:55.750628+00:00</w:t>
+        <w:t>Generated by PV-MEPCG / PulseVision at 2026-09-10T11:10:13.288313+00:00</w:t>
       </w:r>
     </w:p>
     <w:sectPr>

--- a/outputs/10_robustness/T23_calibration_and_confidence_summary.docx
+++ b/outputs/10_robustness/T23_calibration_and_confidence_summary.docx
@@ -7871,7 +7871,7 @@
           <w:i/>
           <w:sz w:val="14"/>
         </w:rPr>
-        <w:t>Source: D:/Projects/HeartGuard/outputs/10_robustness/calibration/calibration_summary.csv; D:/Projects/HeartGuard/outputs/10_robustness/calibration/calibration_per_fold.csv; D:/Projects/HeartGuard/outputs/10_robustness/calibration/reliability_points.csv; D:/Projects/HeartGuard/outputs/10_robustness/calibration/confidence_histogram.csv; D:/Projects/HeartGuard/outputs/10_robustness/calibration/svm_calibration_method_comparison.csv</w:t>
+        <w:t>Source: outputs/10_robustness/calibration/calibration_summary.csv; outputs/10_robustness/calibration/calibration_per_fold.csv; outputs/10_robustness/calibration/reliability_points.csv; outputs/10_robustness/calibration/confidence_histogram.csv; outputs/10_robustness/calibration/svm_calibration_method_comparison.csv</w:t>
       </w:r>
     </w:p>
     <w:p>
@@ -7880,7 +7880,7 @@
           <w:i/>
           <w:sz w:val="14"/>
         </w:rPr>
-        <w:t>Generated by PV-MEPCG / PulseVision at 2026-09-10T11:10:13.288313+00:00</w:t>
+        <w:t>Generated by PV-MEPCG / PulseVision at 2026-09-10T17:06:03.331722+00:00</w:t>
       </w:r>
     </w:p>
     <w:sectPr>
